--- a/downloads/teacher/04 Units/Unit 04 - Environmental Design and Management - Spaces We Live In/Lesson 04.09 - Texture Pattern and Mood Boards.docx
+++ b/downloads/teacher/04 Units/Unit 04 - Environmental Design and Management - Spaces We Live In/Lesson 04.09 - Texture Pattern and Mood Boards.docx
@@ -282,23 +282,41 @@
       <w:r>
         <w:t xml:space="preserve">By the end of this lesson, students will be able to:</w:t>
       </w:r>
-      <w:r>
-        <w:t xml:space="preserve"> </w:t>
-      </w:r>
-      <w:r>
-        <w:t xml:space="preserve">1. (Low: remember or understand) Given six described surfaces, classify each as a visual texture or an actual texture and name the pattern type (stripe, plaid, floral, geometric, or solid).</w:t>
-      </w:r>
-      <w:r>
-        <w:t xml:space="preserve"> </w:t>
-      </w:r>
-      <w:r>
-        <w:t xml:space="preserve">2. (Mid: apply or analyze) Given six texture and pattern combinations, judge each as working or fighting and apply the three-part layering rule to say which part is missing in each one that fights.</w:t>
-      </w:r>
-      <w:r>
-        <w:t xml:space="preserve"> </w:t>
-      </w:r>
-      <w:r>
-        <w:t xml:space="preserve">3. (High: evaluate or create) Create a mood board for an assigned room and mood using four real swatches, and justify it in one written sentence that names the mood, one texture, and one pattern.</w:t>
+    </w:p>
+    <w:p>
+      <w:pPr>
+        <w:numPr>
+          <w:ilvl w:val="0"/>
+          <w:numId w:val="1002"/>
+        </w:numPr>
+        <w:pStyle w:val="Compact"/>
+      </w:pPr>
+      <w:r>
+        <w:t xml:space="preserve">(Low: remember or understand) Given six described surfaces, classify each as a visual texture or an actual texture and name the pattern type (stripe, plaid, floral, geometric, or solid).</w:t>
+      </w:r>
+    </w:p>
+    <w:p>
+      <w:pPr>
+        <w:numPr>
+          <w:ilvl w:val="0"/>
+          <w:numId w:val="1002"/>
+        </w:numPr>
+        <w:pStyle w:val="Compact"/>
+      </w:pPr>
+      <w:r>
+        <w:t xml:space="preserve">(Mid: apply or analyze) Given six texture and pattern combinations, judge each as working or fighting and apply the three-part layering rule to say which part is missing in each one that fights.</w:t>
+      </w:r>
+    </w:p>
+    <w:p>
+      <w:pPr>
+        <w:numPr>
+          <w:ilvl w:val="0"/>
+          <w:numId w:val="1002"/>
+        </w:numPr>
+        <w:pStyle w:val="Compact"/>
+      </w:pPr>
+      <w:r>
+        <w:t xml:space="preserve">(High: evaluate or create) Create a mood board for an assigned room and mood using four real swatches, and justify it in one written sentence that names the mood, one texture, and one pattern.</w:t>
       </w:r>
     </w:p>
     <w:p>
@@ -348,7 +366,7 @@
       <w:pPr>
         <w:numPr>
           <w:ilvl w:val="0"/>
-          <w:numId w:val="1002"/>
+          <w:numId w:val="1003"/>
         </w:numPr>
         <w:pStyle w:val="Compact"/>
       </w:pPr>
@@ -369,7 +387,7 @@
       <w:pPr>
         <w:numPr>
           <w:ilvl w:val="0"/>
-          <w:numId w:val="1002"/>
+          <w:numId w:val="1003"/>
         </w:numPr>
         <w:pStyle w:val="Compact"/>
       </w:pPr>
@@ -381,7 +399,7 @@
       <w:pPr>
         <w:numPr>
           <w:ilvl w:val="0"/>
-          <w:numId w:val="1002"/>
+          <w:numId w:val="1003"/>
         </w:numPr>
         <w:pStyle w:val="Compact"/>
       </w:pPr>
@@ -393,7 +411,7 @@
       <w:pPr>
         <w:numPr>
           <w:ilvl w:val="0"/>
-          <w:numId w:val="1002"/>
+          <w:numId w:val="1003"/>
         </w:numPr>
         <w:pStyle w:val="Compact"/>
       </w:pPr>
@@ -405,7 +423,7 @@
       <w:pPr>
         <w:numPr>
           <w:ilvl w:val="0"/>
-          <w:numId w:val="1002"/>
+          <w:numId w:val="1003"/>
         </w:numPr>
         <w:pStyle w:val="Compact"/>
       </w:pPr>
@@ -417,7 +435,7 @@
       <w:pPr>
         <w:numPr>
           <w:ilvl w:val="0"/>
-          <w:numId w:val="1002"/>
+          <w:numId w:val="1003"/>
         </w:numPr>
         <w:pStyle w:val="Compact"/>
       </w:pPr>
@@ -429,7 +447,7 @@
       <w:pPr>
         <w:numPr>
           <w:ilvl w:val="0"/>
-          <w:numId w:val="1002"/>
+          <w:numId w:val="1003"/>
         </w:numPr>
         <w:pStyle w:val="Compact"/>
       </w:pPr>
@@ -450,7 +468,7 @@
       <w:pPr>
         <w:numPr>
           <w:ilvl w:val="0"/>
-          <w:numId w:val="1002"/>
+          <w:numId w:val="1003"/>
         </w:numPr>
         <w:pStyle w:val="Compact"/>
       </w:pPr>
@@ -477,7 +495,7 @@
       <w:pPr>
         <w:numPr>
           <w:ilvl w:val="0"/>
-          <w:numId w:val="1002"/>
+          <w:numId w:val="1003"/>
         </w:numPr>
         <w:pStyle w:val="Compact"/>
       </w:pPr>
@@ -489,7 +507,7 @@
       <w:pPr>
         <w:numPr>
           <w:ilvl w:val="0"/>
-          <w:numId w:val="1002"/>
+          <w:numId w:val="1003"/>
         </w:numPr>
         <w:pStyle w:val="Compact"/>
       </w:pPr>
@@ -501,7 +519,7 @@
       <w:pPr>
         <w:numPr>
           <w:ilvl w:val="0"/>
-          <w:numId w:val="1002"/>
+          <w:numId w:val="1003"/>
         </w:numPr>
         <w:pStyle w:val="Compact"/>
       </w:pPr>
@@ -972,67 +990,121 @@
       <w:r>
         <w:t xml:space="preserve">Monitor understanding:</w:t>
       </w:r>
-      <w:r>
-        <w:t xml:space="preserve"> </w:t>
-      </w:r>
-      <w:r>
-        <w:t xml:space="preserve">- Is a photograph of brick on a wallpaper roll a visual texture or an actual texture? How do you know?</w:t>
-      </w:r>
-      <w:r>
-        <w:t xml:space="preserve"> </w:t>
-      </w:r>
-      <w:r>
-        <w:t xml:space="preserve">- What is the difference between a pinstripe and a wide stripe, in one word?</w:t>
-      </w:r>
-      <w:r>
-        <w:t xml:space="preserve"> </w:t>
-      </w:r>
-      <w:r>
-        <w:t xml:space="preserve">- Which of the five pattern words is the one that gives your eye a rest?</w:t>
-      </w:r>
-      <w:r>
-        <w:t xml:space="preserve"> </w:t>
-      </w:r>
-      <w:r>
-        <w:t xml:space="preserve">- Point to the pattern that leads on your board. Now point to the color that repeats.</w:t>
-      </w:r>
-    </w:p>
-    <w:p>
-      <w:pPr>
-        <w:pStyle w:val="BodyText"/>
+    </w:p>
+    <w:p>
+      <w:pPr>
+        <w:numPr>
+          <w:ilvl w:val="0"/>
+          <w:numId w:val="1004"/>
+        </w:numPr>
+        <w:pStyle w:val="Compact"/>
+      </w:pPr>
+      <w:r>
+        <w:t xml:space="preserve">Is a photograph of brick on a wallpaper roll a visual texture or an actual texture? How do you know?</w:t>
+      </w:r>
+    </w:p>
+    <w:p>
+      <w:pPr>
+        <w:numPr>
+          <w:ilvl w:val="0"/>
+          <w:numId w:val="1004"/>
+        </w:numPr>
+        <w:pStyle w:val="Compact"/>
+      </w:pPr>
+      <w:r>
+        <w:t xml:space="preserve">What is the difference between a pinstripe and a wide stripe, in one word?</w:t>
+      </w:r>
+    </w:p>
+    <w:p>
+      <w:pPr>
+        <w:numPr>
+          <w:ilvl w:val="0"/>
+          <w:numId w:val="1004"/>
+        </w:numPr>
+        <w:pStyle w:val="Compact"/>
+      </w:pPr>
+      <w:r>
+        <w:t xml:space="preserve">Which of the five pattern words is the one that gives your eye a rest?</w:t>
+      </w:r>
+    </w:p>
+    <w:p>
+      <w:pPr>
+        <w:numPr>
+          <w:ilvl w:val="0"/>
+          <w:numId w:val="1004"/>
+        </w:numPr>
+        <w:pStyle w:val="Compact"/>
+      </w:pPr>
+      <w:r>
+        <w:t xml:space="preserve">Point to the pattern that leads on your board. Now point to the color that repeats.</w:t>
+      </w:r>
+    </w:p>
+    <w:p>
+      <w:pPr>
+        <w:pStyle w:val="FirstParagraph"/>
       </w:pPr>
       <w:r>
         <w:t xml:space="preserve">Deepen learning (why and how, tied to their lives):</w:t>
       </w:r>
-      <w:r>
-        <w:t xml:space="preserve"> </w:t>
-      </w:r>
-      <w:r>
-        <w:t xml:space="preserve">- Your room is small. Would you put a big pattern or a small pattern on the biggest wall, and what would that do to the size of the room?</w:t>
-      </w:r>
-      <w:r>
-        <w:t xml:space="preserve"> </w:t>
-      </w:r>
-      <w:r>
-        <w:t xml:space="preserve">- A grandparent with a cane is walking into this room. Is a thick shag rug a good texture choice? What does the answer say about texture and safety?</w:t>
-      </w:r>
-      <w:r>
-        <w:t xml:space="preserve"> </w:t>
-      </w:r>
-      <w:r>
-        <w:t xml:space="preserve">- Two of your four pieces are the same scale. Which one would you swap, and what do you swap it for?</w:t>
-      </w:r>
-      <w:r>
-        <w:t xml:space="preserve"> </w:t>
-      </w:r>
-      <w:r>
-        <w:t xml:space="preserve">- Why do stores sell a whole set of pillows and a curtain that already match? What are they selling you besides fabric?</w:t>
-      </w:r>
-      <w:r>
-        <w:t xml:space="preserve"> </w:t>
-      </w:r>
-      <w:r>
-        <w:t xml:space="preserve">- You will carry this board to the client project next week. Whose taste is on the board right now, yours or the room’s?</w:t>
+    </w:p>
+    <w:p>
+      <w:pPr>
+        <w:numPr>
+          <w:ilvl w:val="0"/>
+          <w:numId w:val="1005"/>
+        </w:numPr>
+        <w:pStyle w:val="Compact"/>
+      </w:pPr>
+      <w:r>
+        <w:t xml:space="preserve">Your room is small. Would you put a big pattern or a small pattern on the biggest wall, and what would that do to the size of the room?</w:t>
+      </w:r>
+    </w:p>
+    <w:p>
+      <w:pPr>
+        <w:numPr>
+          <w:ilvl w:val="0"/>
+          <w:numId w:val="1005"/>
+        </w:numPr>
+        <w:pStyle w:val="Compact"/>
+      </w:pPr>
+      <w:r>
+        <w:t xml:space="preserve">A grandparent with a cane is walking into this room. Is a thick shag rug a good texture choice? What does the answer say about texture and safety?</w:t>
+      </w:r>
+    </w:p>
+    <w:p>
+      <w:pPr>
+        <w:numPr>
+          <w:ilvl w:val="0"/>
+          <w:numId w:val="1005"/>
+        </w:numPr>
+        <w:pStyle w:val="Compact"/>
+      </w:pPr>
+      <w:r>
+        <w:t xml:space="preserve">Two of your four pieces are the same scale. Which one would you swap, and what do you swap it for?</w:t>
+      </w:r>
+    </w:p>
+    <w:p>
+      <w:pPr>
+        <w:numPr>
+          <w:ilvl w:val="0"/>
+          <w:numId w:val="1005"/>
+        </w:numPr>
+        <w:pStyle w:val="Compact"/>
+      </w:pPr>
+      <w:r>
+        <w:t xml:space="preserve">Why do stores sell a whole set of pillows and a curtain that already match? What are they selling you besides fabric?</w:t>
+      </w:r>
+    </w:p>
+    <w:p>
+      <w:pPr>
+        <w:numPr>
+          <w:ilvl w:val="0"/>
+          <w:numId w:val="1005"/>
+        </w:numPr>
+        <w:pStyle w:val="Compact"/>
+      </w:pPr>
+      <w:r>
+        <w:t xml:space="preserve">You will carry this board to the client project next week. Whose taste is on the board right now, yours or the room’s?</w:t>
       </w:r>
     </w:p>
     <w:p>
@@ -1286,7 +1358,7 @@
       <w:pPr>
         <w:numPr>
           <w:ilvl w:val="0"/>
-          <w:numId w:val="1003"/>
+          <w:numId w:val="1006"/>
         </w:numPr>
         <w:pStyle w:val="Compact"/>
       </w:pPr>
@@ -1310,7 +1382,7 @@
       <w:pPr>
         <w:numPr>
           <w:ilvl w:val="0"/>
-          <w:numId w:val="1003"/>
+          <w:numId w:val="1006"/>
         </w:numPr>
         <w:pStyle w:val="Compact"/>
       </w:pPr>
@@ -1322,7 +1394,7 @@
       <w:pPr>
         <w:numPr>
           <w:ilvl w:val="0"/>
-          <w:numId w:val="1003"/>
+          <w:numId w:val="1006"/>
         </w:numPr>
         <w:pStyle w:val="Compact"/>
       </w:pPr>
@@ -1334,7 +1406,7 @@
       <w:pPr>
         <w:numPr>
           <w:ilvl w:val="0"/>
-          <w:numId w:val="1003"/>
+          <w:numId w:val="1006"/>
         </w:numPr>
         <w:pStyle w:val="Compact"/>
       </w:pPr>
@@ -1346,7 +1418,7 @@
       <w:pPr>
         <w:numPr>
           <w:ilvl w:val="0"/>
-          <w:numId w:val="1003"/>
+          <w:numId w:val="1006"/>
         </w:numPr>
         <w:pStyle w:val="Compact"/>
       </w:pPr>
@@ -1358,7 +1430,7 @@
       <w:pPr>
         <w:numPr>
           <w:ilvl w:val="0"/>
-          <w:numId w:val="1003"/>
+          <w:numId w:val="1006"/>
         </w:numPr>
         <w:pStyle w:val="Compact"/>
       </w:pPr>
@@ -1709,7 +1781,7 @@
       <w:pPr>
         <w:numPr>
           <w:ilvl w:val="0"/>
-          <w:numId w:val="1004"/>
+          <w:numId w:val="1007"/>
         </w:numPr>
         <w:pStyle w:val="Compact"/>
       </w:pPr>
@@ -1733,7 +1805,7 @@
       <w:pPr>
         <w:numPr>
           <w:ilvl w:val="0"/>
-          <w:numId w:val="1004"/>
+          <w:numId w:val="1007"/>
         </w:numPr>
         <w:pStyle w:val="Compact"/>
       </w:pPr>
@@ -1757,7 +1829,7 @@
       <w:pPr>
         <w:numPr>
           <w:ilvl w:val="0"/>
-          <w:numId w:val="1004"/>
+          <w:numId w:val="1007"/>
         </w:numPr>
         <w:pStyle w:val="Compact"/>
       </w:pPr>
@@ -1778,7 +1850,7 @@
       <w:pPr>
         <w:numPr>
           <w:ilvl w:val="0"/>
-          <w:numId w:val="1004"/>
+          <w:numId w:val="1007"/>
         </w:numPr>
         <w:pStyle w:val="Compact"/>
       </w:pPr>
@@ -1802,7 +1874,7 @@
       <w:pPr>
         <w:numPr>
           <w:ilvl w:val="0"/>
-          <w:numId w:val="1004"/>
+          <w:numId w:val="1007"/>
         </w:numPr>
         <w:pStyle w:val="Compact"/>
       </w:pPr>
@@ -1854,7 +1926,7 @@
       <w:pPr>
         <w:numPr>
           <w:ilvl w:val="0"/>
-          <w:numId w:val="1005"/>
+          <w:numId w:val="1008"/>
         </w:numPr>
         <w:pStyle w:val="Compact"/>
       </w:pPr>
@@ -1866,7 +1938,7 @@
       <w:pPr>
         <w:numPr>
           <w:ilvl w:val="0"/>
-          <w:numId w:val="1005"/>
+          <w:numId w:val="1008"/>
         </w:numPr>
         <w:pStyle w:val="Compact"/>
       </w:pPr>
@@ -1878,7 +1950,7 @@
       <w:pPr>
         <w:numPr>
           <w:ilvl w:val="0"/>
-          <w:numId w:val="1005"/>
+          <w:numId w:val="1008"/>
         </w:numPr>
         <w:pStyle w:val="Compact"/>
       </w:pPr>
@@ -1890,7 +1962,7 @@
       <w:pPr>
         <w:numPr>
           <w:ilvl w:val="0"/>
-          <w:numId w:val="1005"/>
+          <w:numId w:val="1008"/>
         </w:numPr>
         <w:pStyle w:val="Compact"/>
       </w:pPr>
@@ -1902,7 +1974,7 @@
       <w:pPr>
         <w:numPr>
           <w:ilvl w:val="0"/>
-          <w:numId w:val="1005"/>
+          <w:numId w:val="1008"/>
         </w:numPr>
         <w:pStyle w:val="Compact"/>
       </w:pPr>
@@ -1914,7 +1986,7 @@
       <w:pPr>
         <w:numPr>
           <w:ilvl w:val="0"/>
-          <w:numId w:val="1005"/>
+          <w:numId w:val="1008"/>
         </w:numPr>
         <w:pStyle w:val="Compact"/>
       </w:pPr>
@@ -1926,7 +1998,7 @@
       <w:pPr>
         <w:numPr>
           <w:ilvl w:val="0"/>
-          <w:numId w:val="1005"/>
+          <w:numId w:val="1008"/>
         </w:numPr>
         <w:pStyle w:val="Compact"/>
       </w:pPr>
@@ -1941,7 +2013,7 @@
       <w:pPr>
         <w:numPr>
           <w:ilvl w:val="0"/>
-          <w:numId w:val="1005"/>
+          <w:numId w:val="1008"/>
         </w:numPr>
         <w:pStyle w:val="Compact"/>
       </w:pPr>
@@ -2234,6 +2306,118 @@
       </w:pPr>
     </w:lvl>
   </w:abstractNum>
+  <w:abstractNum w:abstractNumId="99411">
+    <w:nsid w:val="71315dca"/>
+    <w:multiLevelType w:val="multilevel"/>
+    <w:lvl w:ilvl="0">
+      <w:start w:val="1"/>
+      <w:numFmt w:val="decimal"/>
+      <w:lvlText w:val="%1."/>
+      <w:lvlJc w:val="left"/>
+      <w:pPr>
+        <w:tabs>
+          <w:tab w:val="num" w:pos="0"/>
+        </w:tabs>
+        <w:ind w:left="480" w:hanging="480"/>
+      </w:pPr>
+    </w:lvl>
+    <w:lvl w:ilvl="1">
+      <w:start w:val="1"/>
+      <w:numFmt w:val="decimal"/>
+      <w:lvlText w:val="%2."/>
+      <w:lvlJc w:val="left"/>
+      <w:pPr>
+        <w:tabs>
+          <w:tab w:val="num" w:pos="720"/>
+        </w:tabs>
+        <w:ind w:left="1200" w:hanging="480"/>
+      </w:pPr>
+    </w:lvl>
+    <w:lvl w:ilvl="2">
+      <w:start w:val="1"/>
+      <w:numFmt w:val="decimal"/>
+      <w:lvlText w:val="%3."/>
+      <w:lvlJc w:val="left"/>
+      <w:pPr>
+        <w:tabs>
+          <w:tab w:val="num" w:pos="1440"/>
+        </w:tabs>
+        <w:ind w:left="1920" w:hanging="480"/>
+      </w:pPr>
+    </w:lvl>
+    <w:lvl w:ilvl="3">
+      <w:start w:val="1"/>
+      <w:numFmt w:val="decimal"/>
+      <w:lvlText w:val="%4."/>
+      <w:lvlJc w:val="left"/>
+      <w:pPr>
+        <w:tabs>
+          <w:tab w:val="num" w:pos="2160"/>
+        </w:tabs>
+        <w:ind w:left="2640" w:hanging="480"/>
+      </w:pPr>
+    </w:lvl>
+    <w:lvl w:ilvl="4">
+      <w:start w:val="1"/>
+      <w:numFmt w:val="decimal"/>
+      <w:lvlText w:val="%5."/>
+      <w:lvlJc w:val="left"/>
+      <w:pPr>
+        <w:tabs>
+          <w:tab w:val="num" w:pos="2880"/>
+        </w:tabs>
+        <w:ind w:left="3360" w:hanging="480"/>
+      </w:pPr>
+    </w:lvl>
+    <w:lvl w:ilvl="5">
+      <w:start w:val="1"/>
+      <w:numFmt w:val="decimal"/>
+      <w:lvlText w:val="%6."/>
+      <w:lvlJc w:val="left"/>
+      <w:pPr>
+        <w:tabs>
+          <w:tab w:val="num" w:pos="3600"/>
+        </w:tabs>
+        <w:ind w:left="4080" w:hanging="480"/>
+      </w:pPr>
+    </w:lvl>
+    <w:lvl w:ilvl="6">
+      <w:start w:val="1"/>
+      <w:numFmt w:val="decimal"/>
+      <w:lvlText w:val="%7."/>
+      <w:lvlJc w:val="left"/>
+      <w:pPr>
+        <w:tabs>
+          <w:tab w:val="num" w:pos="4320"/>
+        </w:tabs>
+        <w:ind w:left="4800" w:hanging="480"/>
+      </w:pPr>
+    </w:lvl>
+    <w:lvl w:ilvl="7">
+      <w:start w:val="1"/>
+      <w:numFmt w:val="decimal"/>
+      <w:lvlText w:val="%8."/>
+      <w:lvlJc w:val="left"/>
+      <w:pPr>
+        <w:tabs>
+          <w:tab w:val="num" w:pos="5040"/>
+        </w:tabs>
+        <w:ind w:left="5520" w:hanging="480"/>
+      </w:pPr>
+    </w:lvl>
+    <w:lvl w:ilvl="8">
+      <w:start w:val="1"/>
+      <w:numFmt w:val="decimal"/>
+      <w:lvlText w:val="%9."/>
+      <w:lvlJc w:val="left"/>
+      <w:pPr>
+        <w:tabs>
+          <w:tab w:val="num" w:pos="5760"/>
+        </w:tabs>
+        <w:ind w:left="6240" w:hanging="480"/>
+      </w:pPr>
+    </w:lvl>
+  </w:abstractNum>
   <w:num w:numId="1000">
     <w:abstractNumId w:val="990"/>
   </w:num>
@@ -2241,7 +2425,34 @@
     <w:abstractNumId w:val="991"/>
   </w:num>
   <w:num w:numId="1002">
-    <w:abstractNumId w:val="991"/>
+    <w:abstractNumId w:val="99411"/>
+    <w:lvlOverride w:ilvl="0">
+      <w:startOverride w:val="1"/>
+    </w:lvlOverride>
+    <w:lvlOverride w:ilvl="1">
+      <w:startOverride w:val="1"/>
+    </w:lvlOverride>
+    <w:lvlOverride w:ilvl="2">
+      <w:startOverride w:val="1"/>
+    </w:lvlOverride>
+    <w:lvlOverride w:ilvl="3">
+      <w:startOverride w:val="1"/>
+    </w:lvlOverride>
+    <w:lvlOverride w:ilvl="4">
+      <w:startOverride w:val="1"/>
+    </w:lvlOverride>
+    <w:lvlOverride w:ilvl="5">
+      <w:startOverride w:val="1"/>
+    </w:lvlOverride>
+    <w:lvlOverride w:ilvl="6">
+      <w:startOverride w:val="1"/>
+    </w:lvlOverride>
+    <w:lvlOverride w:ilvl="7">
+      <w:startOverride w:val="1"/>
+    </w:lvlOverride>
+    <w:lvlOverride w:ilvl="8">
+      <w:startOverride w:val="1"/>
+    </w:lvlOverride>
   </w:num>
   <w:num w:numId="1003">
     <w:abstractNumId w:val="991"/>
@@ -2250,6 +2461,15 @@
     <w:abstractNumId w:val="991"/>
   </w:num>
   <w:num w:numId="1005">
+    <w:abstractNumId w:val="991"/>
+  </w:num>
+  <w:num w:numId="1006">
+    <w:abstractNumId w:val="991"/>
+  </w:num>
+  <w:num w:numId="1007">
+    <w:abstractNumId w:val="991"/>
+  </w:num>
+  <w:num w:numId="1008">
     <w:abstractNumId w:val="991"/>
   </w:num>
 </w:numbering>

--- a/downloads/teacher/04 Units/Unit 04 - Environmental Design and Management - Spaces We Live In/Lesson 04.09 - Texture Pattern and Mood Boards.docx
+++ b/downloads/teacher/04 Units/Unit 04 - Environmental Design and Management - Spaces We Live In/Lesson 04.09 - Texture Pattern and Mood Boards.docx
@@ -373,15 +373,6 @@
       <w:r>
         <w:t xml:space="preserve">The swatch box, one per table of four: fabric scraps, wallpaper samples, tile and wood samples, paint chip cards, carpet squares if a flooring store donated any. Aim for about 40 pieces per box so a table has real choices.</w:t>
       </w:r>
-      <w:r>
-        <w:t xml:space="preserve"> </w:t>
-      </w:r>
-      <w:r>
-        <w:rPr>
-          <w:rStyle w:val="TeacherNote"/>
-        </w:rPr>
-        <w:t xml:space="preserve">[Sal: the ReStore and a paint department will fill this box for free if you ask; the sewing bin from Unit 5 is the other source. Build one box per table once and it lasts years.]</w:t>
-      </w:r>
     </w:p>
     <w:p>
       <w:pPr>
@@ -524,7 +515,7 @@
         <w:pStyle w:val="Compact"/>
       </w:pPr>
       <w:r>
-        <w:t xml:space="preserve">Setup notes: cut the card stock in half and cut the assignment cards before the bell. Put one swatch box and one glue stick per pair in the center of each table. Sort yesterday’s 3-2-1 exit cards from Lesson 4.8 and yesterday’s</w:t>
+        <w:t xml:space="preserve">Setup notes: cut the card stock in half and cut the assignment cards before the bell. Put one swatch box and one glue stick per pair in the center of each table. Sort yesterday’s 3-2-1 exit cards from Lesson 4.8 and the</w:t>
       </w:r>
       <w:r>
         <w:t xml:space="preserve"> </w:t>
@@ -542,7 +533,7 @@
         <w:t xml:space="preserve"> </w:t>
       </w:r>
       <w:r>
-        <w:t xml:space="preserve">principle from Lesson 4.7 before class; one of those becomes the first slide today. No food, no allergens, and no hot tools in this lesson, so no allergy check is needed. Ask students not to bring anything from home to cut up.</w:t>
+        <w:t xml:space="preserve">principle from Lesson 4.7’s Day 2 exit cards before class; one of those becomes the first slide today. No food, no allergens, and no hot tools in this lesson, so no allergy check is needed. Ask students not to bring anything from home to cut up.</w:t>
       </w:r>
     </w:p>
     <w:p>
@@ -634,7 +625,7 @@
         <w:pStyle w:val="BodyText"/>
       </w:pPr>
       <w:r>
-        <w:t xml:space="preserve">Debrief in two parts. First, take four answers and write the feel words on the board in a column: rough, smooth, soft, shiny, bumpy, cold. Then the two-minute reteach of the principle the class missed yesterday, from the exit cards, with one room photo.</w:t>
+        <w:t xml:space="preserve">Debrief in two parts. First, take four answers and write the feel words on the board in a column: rough, smooth, soft, shiny, bumpy, cold. Then the two-minute reteach of the principle the class missed in Lesson 4.7, from the exit cards, with one room photo.</w:t>
       </w:r>
     </w:p>
     <w:p>
@@ -1170,7 +1161,7 @@
         <w:t xml:space="preserve"> </w:t>
       </w:r>
       <w:r>
-        <w:t xml:space="preserve">A student with three yeses is ready for the vocabulary check tomorrow. A student with a no on the repeated color gets the swatch box back at their elbow and one question:</w:t>
+        <w:t xml:space="preserve">A student with three yeses is ready for the vocabulary check in Lesson 4.10 Day 2. A student with a no on the repeated color gets the swatch box back at their elbow and one question:</w:t>
       </w:r>
       <w:r>
         <w:t xml:space="preserve"> </w:t>
@@ -1375,7 +1366,7 @@
         <w:t xml:space="preserve">Vocabulary 04.md</w:t>
       </w:r>
       <w:r>
-        <w:t xml:space="preserve">, marked [check with a native speaker]); every one of the six texture words is taught with a swatch in the hand, so the word arrives with the object; the justification frame is printed on the handout ("For a ___ room I chose ___ because it feels ___ and the ___ pattern keeps it ___"); pair each ELL student with a partner who can point at a swatch and name it.</w:t>
+        <w:t xml:space="preserve">, to be verified by a native speaker); every one of the six texture words is taught with a swatch in the hand, so the word arrives with the object; the justification frame is printed on the handout ("For a ___ room I chose ___ because it feels ___ and the ___ pattern keeps it ___"); pair each ELL student with a partner who can point at a swatch and name it.</w:t>
       </w:r>
     </w:p>
     <w:p>
@@ -1436,15 +1427,6 @@
       </w:pPr>
       <w:r>
         <w:t xml:space="preserve">No-kitchen or no-machine alternative: this is not a lab, so no kitchen alternative is needed. The materials alternative matters more: if the swatch box has not been filled, the whole lesson runs on magazines, paint chips, and colored pencils. Students draw the texture in a one-inch box (cross hatching for coarse, smooth shading for smooth, small circles for bumpy) and label it, then cut the pattern and the object from magazines. Everything else is identical, including the rule, the judging, the board, and the strips.</w:t>
-      </w:r>
-      <w:r>
-        <w:t xml:space="preserve"> </w:t>
-      </w:r>
-      <w:r>
-        <w:rPr>
-          <w:rStyle w:val="TeacherNote"/>
-        </w:rPr>
-        <w:t xml:space="preserve">[Sal: the drawn version is also the version to use if a student has a sensory reason not to handle fabric or carpet.]</w:t>
       </w:r>
     </w:p>
     <w:p>
@@ -1836,15 +1818,6 @@
       <w:r>
         <w:t xml:space="preserve">NYS Learning Standards for Health, Physical Education, and Family and Consumer Sciences (1996), Standard 2, Intermediate, FACS strand. Wording per the crosswalk, Part A.6.</w:t>
       </w:r>
-      <w:r>
-        <w:t xml:space="preserve"> </w:t>
-      </w:r>
-      <w:r>
-        <w:rPr>
-          <w:rStyle w:val="TeacherNote"/>
-        </w:rPr>
-        <w:t xml:space="preserve">[Sal: confirm against the NYSED PDF.]</w:t>
-      </w:r>
     </w:p>
     <w:p>
       <w:pPr>
@@ -1879,19 +1852,7 @@
         <w:pStyle w:val="Compact"/>
       </w:pPr>
       <w:r>
-        <w:t xml:space="preserve">Sal’s own materials: the Brentwood interior design packets in</w:t>
-      </w:r>
-      <w:r>
-        <w:t xml:space="preserve"> </w:t>
-      </w:r>
-      <w:r>
-        <w:rPr>
-          <w:rStyle w:val="VerbatimChar"/>
-        </w:rPr>
-        <w:t xml:space="preserve">Lesson Dups/Unit_1_Interior_Design</w:t>
-      </w:r>
-      <w:r>
-        <w:t xml:space="preserve">, including the</w:t>
+        <w:t xml:space="preserve">My own materials: my interior design packets, including the</w:t>
       </w:r>
       <w:r>
         <w:t xml:space="preserve"> </w:t>
@@ -1992,21 +1953,6 @@
       </w:pPr>
       <w:r>
         <w:t xml:space="preserve">This is the flex lesson of the unit. If a day is lost, the unit plan and the calendar move texture and pattern into the element list of Lesson 4.6 and the board into the last ten minutes of Lesson 4.11. If that happens, keep the three-part rule and the four-piece limit; those are the two things students actually use in the project.</w:t>
-      </w:r>
-    </w:p>
-    <w:p>
-      <w:pPr>
-        <w:numPr>
-          <w:ilvl w:val="0"/>
-          <w:numId w:val="1008"/>
-        </w:numPr>
-        <w:pStyle w:val="Compact"/>
-      </w:pPr>
-      <w:r>
-        <w:rPr>
-          <w:rStyle w:val="TeacherNote"/>
-        </w:rPr>
-        <w:t xml:space="preserve">[Sal: your students at Brentwood built mood boards already. If your version of the assignment list reads better than the eight cards on the handout, swap yours in and keep the four-piece limit.]</w:t>
       </w:r>
     </w:p>
     <w:p>
